--- a/docs/04-core-intelligence-hlm/templates/Plan d'apurement.docx
+++ b/docs/04-core-intelligence-hlm/templates/Plan d'apurement.docx
@@ -162,7 +162,7 @@
                           <a:blip r:embed="rId7" cstate="print">
                             <a:extLst>
                               <a:ext uri="{{28A0092B-C50C-407E-A947-70E740481C1C}}">
-                                <a14:useLocalDpi xmlns:a14="http://schemas.microsoft.com/office/drawing/2010/main"/>
+                                <a14:useLocalDpi xmlns:a14="http://schemas.microsoft.com/office/drawing/2010/main" xmlns:w="http://schemas.openxmlformats.org/wordprocessingml/2006/main" xmlns:w10="urn:schemas-microsoft-com:office:word" xmlns:v="urn:schemas-microsoft-com:vml" xmlns:o="urn:schemas-microsoft-com:office:office" xmlns=""/>
                               </a:ext>
                             </a:extLst>
                           </a:blip>
@@ -512,9 +512,9 @@
         <w:tblLook w:val="04A0" w:firstRow="1" w:lastRow="0" w:firstColumn="1" w:lastColumn="0" w:noHBand="0" w:noVBand="1"/>
       </w:tblPr>
       <w:tblGrid>
-        <w:gridCol w:w="3020"/>
-        <w:gridCol w:w="3021"/>
-        <w:gridCol w:w="3021"/>
+        <w:gridCol w:w="3114"/>
+        <w:gridCol w:w="2943"/>
+        <w:gridCol w:w="3005"/>
       </w:tblGrid>
       <w:tr>
         <w:trPr>
@@ -745,7 +745,27 @@
                 <w:sz w:val="21"/>
                 <w:szCs w:val="21"/>
               </w:rPr>
-              <w:t xml:space="preserve">Référence interne : </w:t>
+              <w:t xml:space="preserve">Référence </w:t>
+            </w:r>
+            <w:r>
+              <w:rPr>
+                <w:rFonts w:ascii="Times New Roman" w:hAnsi="Times New Roman" w:cs="Times New Roman"/>
+                <w:b/>
+                <w:bCs/>
+                <w:sz w:val="21"/>
+                <w:szCs w:val="21"/>
+              </w:rPr>
+              <w:t>du locataire</w:t>
+            </w:r>
+            <w:r>
+              <w:rPr>
+                <w:rFonts w:ascii="Times New Roman" w:hAnsi="Times New Roman" w:cs="Times New Roman"/>
+                <w:b/>
+                <w:bCs/>
+                <w:sz w:val="21"/>
+                <w:szCs w:val="21"/>
+              </w:rPr>
+              <w:t xml:space="preserve"> : </w:t>
             </w:r>
             <w:r>
               <w:rPr>
@@ -754,6 +774,71 @@
                 <w:szCs w:val="21"/>
               </w:rPr>
               <w:t>{{ID_CLIENT}} / {{ID_LOCATAIRE}}</w:t>
+            </w:r>
+          </w:p>
+          <w:p>
+            <w:pPr>
+              <w:snapToGrid w:val="0"/>
+              <w:spacing w:line="264" w:lineRule="auto"/>
+              <w:rPr>
+                <w:rFonts w:ascii="Times New Roman" w:hAnsi="Times New Roman" w:cs="Times New Roman"/>
+                <w:sz w:val="21"/>
+                <w:szCs w:val="21"/>
+              </w:rPr>
+            </w:pPr>
+            <w:r>
+              <w:rPr>
+                <w:rFonts w:ascii="Times New Roman" w:hAnsi="Times New Roman" w:cs="Times New Roman"/>
+                <w:b/>
+                <w:bCs/>
+                <w:sz w:val="21"/>
+                <w:szCs w:val="21"/>
+              </w:rPr>
+              <w:t xml:space="preserve">Référence </w:t>
+            </w:r>
+            <w:r>
+              <w:rPr>
+                <w:rFonts w:ascii="Times New Roman" w:hAnsi="Times New Roman" w:cs="Times New Roman"/>
+                <w:b/>
+                <w:bCs/>
+                <w:sz w:val="21"/>
+                <w:szCs w:val="21"/>
+              </w:rPr>
+              <w:t>du patrimoine</w:t>
+            </w:r>
+            <w:r>
+              <w:rPr>
+                <w:rFonts w:ascii="Times New Roman" w:hAnsi="Times New Roman" w:cs="Times New Roman"/>
+                <w:b/>
+                <w:bCs/>
+                <w:sz w:val="21"/>
+                <w:szCs w:val="21"/>
+              </w:rPr>
+              <w:t xml:space="preserve"> : </w:t>
+            </w:r>
+            <w:r>
+              <w:rPr>
+                <w:rFonts w:ascii="Times New Roman" w:hAnsi="Times New Roman" w:cs="Times New Roman"/>
+                <w:sz w:val="21"/>
+                <w:szCs w:val="21"/>
+              </w:rPr>
+              <w:t>{{ID_</w:t>
+            </w:r>
+            <w:r>
+              <w:rPr>
+                <w:rFonts w:ascii="Times New Roman" w:hAnsi="Times New Roman" w:cs="Times New Roman"/>
+                <w:sz w:val="21"/>
+                <w:szCs w:val="21"/>
+              </w:rPr>
+              <w:t>LOT</w:t>
+            </w:r>
+            <w:r>
+              <w:rPr>
+                <w:rFonts w:ascii="Times New Roman" w:hAnsi="Times New Roman" w:cs="Times New Roman"/>
+                <w:sz w:val="21"/>
+                <w:szCs w:val="21"/>
+              </w:rPr>
+              <w:t>}}</w:t>
             </w:r>
           </w:p>
         </w:tc>
@@ -827,9 +912,9 @@
         <w:tblLook w:val="04A0" w:firstRow="1" w:lastRow="0" w:firstColumn="1" w:lastColumn="0" w:noHBand="0" w:noVBand="1"/>
       </w:tblPr>
       <w:tblGrid>
-        <w:gridCol w:w="2769"/>
-        <w:gridCol w:w="2014"/>
-        <w:gridCol w:w="4279"/>
+        <w:gridCol w:w="3173"/>
+        <w:gridCol w:w="1912"/>
+        <w:gridCol w:w="3977"/>
       </w:tblGrid>
       <w:tr>
         <w:trPr>
@@ -1313,6 +1398,7 @@
           <w:sz w:val="21"/>
           <w:szCs w:val="21"/>
         </w:rPr>
+        <w:lastRenderedPageBreak/>
         <w:t>Tout manquement au {{TYPE_PLAN}} sera immédiatement signalé par l'organisme bailleur à la CAF (ou MSA) habilitée à décider de la suspension ou du rétablissement des droits à l'Aide Personnalisée au Logement (APL), conformément à l'article L. 351-3-1 du Code de la construction et de l'habitation.</w:t>
       </w:r>
     </w:p>
@@ -2644,6 +2730,7 @@
           <w:sz w:val="26"/>
           <w:szCs w:val="26"/>
         </w:rPr>
+        <w:lastRenderedPageBreak/>
         <w:t>2</w:t>
       </w:r>
       <w:r>
@@ -2702,7 +2789,6 @@
           <w:sz w:val="24"/>
           <w:szCs w:val="24"/>
         </w:rPr>
-        <w:lastRenderedPageBreak/>
         <w:t>2.</w:t>
       </w:r>
       <w:r>

--- a/docs/04-core-intelligence-hlm/templates/Plan d'apurement.docx
+++ b/docs/04-core-intelligence-hlm/templates/Plan d'apurement.docx
@@ -162,7 +162,7 @@
                           <a:blip r:embed="rId7" cstate="print">
                             <a:extLst>
                               <a:ext uri="{{28A0092B-C50C-407E-A947-70E740481C1C}}">
-                                <a14:useLocalDpi xmlns:a14="http://schemas.microsoft.com/office/drawing/2010/main"/>
+                                <a14:useLocalDpi xmlns="" xmlns:o="urn:schemas-microsoft-com:office:office" xmlns:v="urn:schemas-microsoft-com:vml" xmlns:w10="urn:schemas-microsoft-com:office:word" xmlns:w="http://schemas.openxmlformats.org/wordprocessingml/2006/main" xmlns:a14="http://schemas.microsoft.com/office/drawing/2010/main"/>
                               </a:ext>
                             </a:extLst>
                           </a:blip>
@@ -387,7 +387,39 @@
           <w:sz w:val="21"/>
           <w:szCs w:val="21"/>
         </w:rPr>
-        <w:t>Il est convenu un {{TYPE_PLAN}} de la dette locative (qui s’élève à {{DETTE}} € au {{DATE}}) afin de permettre le maintien de l'Aide Personnalisée au Logement (APL) ou – le cas échéant – son rétablissement.</w:t>
+        <w:t>Il est convenu un {{TYPE_PLAN}} de la dette locative (qui s’élève à {{DETTE}} € au {{DATE}}) afin de permettre</w:t>
+      </w:r>
+      <w:r>
+        <w:rPr>
+          <w:rFonts w:ascii="Times New Roman" w:hAnsi="Times New Roman" w:cs="Times New Roman"/>
+          <w:sz w:val="21"/>
+          <w:szCs w:val="21"/>
+        </w:rPr>
+        <w:t xml:space="preserve"> de l’apurer tout en maintenant</w:t>
+      </w:r>
+      <w:r>
+        <w:rPr>
+          <w:rFonts w:ascii="Times New Roman" w:hAnsi="Times New Roman" w:cs="Times New Roman"/>
+          <w:sz w:val="21"/>
+          <w:szCs w:val="21"/>
+        </w:rPr>
+        <w:t xml:space="preserve"> </w:t>
+      </w:r>
+      <w:r>
+        <w:rPr>
+          <w:rFonts w:ascii="Times New Roman" w:hAnsi="Times New Roman" w:cs="Times New Roman"/>
+          <w:sz w:val="21"/>
+          <w:szCs w:val="21"/>
+        </w:rPr>
+        <w:t xml:space="preserve">le versement </w:t>
+      </w:r>
+      <w:r>
+        <w:rPr>
+          <w:rFonts w:ascii="Times New Roman" w:hAnsi="Times New Roman" w:cs="Times New Roman"/>
+          <w:sz w:val="21"/>
+          <w:szCs w:val="21"/>
+        </w:rPr>
+        <w:t>de l'Aide Personnalisée au Logement (APL) ou – le cas échéant – son rétablissement.</w:t>
       </w:r>
     </w:p>
     <w:p>
@@ -512,9 +544,9 @@
         <w:tblLook w:val="04A0" w:firstRow="1" w:lastRow="0" w:firstColumn="1" w:lastColumn="0" w:noHBand="0" w:noVBand="1"/>
       </w:tblPr>
       <w:tblGrid>
-        <w:gridCol w:w="3020"/>
-        <w:gridCol w:w="3021"/>
-        <w:gridCol w:w="3021"/>
+        <w:gridCol w:w="3114"/>
+        <w:gridCol w:w="2943"/>
+        <w:gridCol w:w="3005"/>
       </w:tblGrid>
       <w:tr>
         <w:trPr>
@@ -745,7 +777,27 @@
                 <w:sz w:val="21"/>
                 <w:szCs w:val="21"/>
               </w:rPr>
-              <w:t xml:space="preserve">Référence interne : </w:t>
+              <w:t xml:space="preserve">Référence </w:t>
+            </w:r>
+            <w:r>
+              <w:rPr>
+                <w:rFonts w:ascii="Times New Roman" w:hAnsi="Times New Roman" w:cs="Times New Roman"/>
+                <w:b/>
+                <w:bCs/>
+                <w:sz w:val="21"/>
+                <w:szCs w:val="21"/>
+              </w:rPr>
+              <w:t>du locataire</w:t>
+            </w:r>
+            <w:r>
+              <w:rPr>
+                <w:rFonts w:ascii="Times New Roman" w:hAnsi="Times New Roman" w:cs="Times New Roman"/>
+                <w:b/>
+                <w:bCs/>
+                <w:sz w:val="21"/>
+                <w:szCs w:val="21"/>
+              </w:rPr>
+              <w:t xml:space="preserve"> : </w:t>
             </w:r>
             <w:r>
               <w:rPr>
@@ -754,6 +806,71 @@
                 <w:szCs w:val="21"/>
               </w:rPr>
               <w:t>{{ID_CLIENT}} / {{ID_LOCATAIRE}}</w:t>
+            </w:r>
+          </w:p>
+          <w:p>
+            <w:pPr>
+              <w:snapToGrid w:val="0"/>
+              <w:spacing w:line="264" w:lineRule="auto"/>
+              <w:rPr>
+                <w:rFonts w:ascii="Times New Roman" w:hAnsi="Times New Roman" w:cs="Times New Roman"/>
+                <w:sz w:val="21"/>
+                <w:szCs w:val="21"/>
+              </w:rPr>
+            </w:pPr>
+            <w:r>
+              <w:rPr>
+                <w:rFonts w:ascii="Times New Roman" w:hAnsi="Times New Roman" w:cs="Times New Roman"/>
+                <w:b/>
+                <w:bCs/>
+                <w:sz w:val="21"/>
+                <w:szCs w:val="21"/>
+              </w:rPr>
+              <w:t xml:space="preserve">Référence </w:t>
+            </w:r>
+            <w:r>
+              <w:rPr>
+                <w:rFonts w:ascii="Times New Roman" w:hAnsi="Times New Roman" w:cs="Times New Roman"/>
+                <w:b/>
+                <w:bCs/>
+                <w:sz w:val="21"/>
+                <w:szCs w:val="21"/>
+              </w:rPr>
+              <w:t>du patrimoine</w:t>
+            </w:r>
+            <w:r>
+              <w:rPr>
+                <w:rFonts w:ascii="Times New Roman" w:hAnsi="Times New Roman" w:cs="Times New Roman"/>
+                <w:b/>
+                <w:bCs/>
+                <w:sz w:val="21"/>
+                <w:szCs w:val="21"/>
+              </w:rPr>
+              <w:t xml:space="preserve"> : </w:t>
+            </w:r>
+            <w:r>
+              <w:rPr>
+                <w:rFonts w:ascii="Times New Roman" w:hAnsi="Times New Roman" w:cs="Times New Roman"/>
+                <w:sz w:val="21"/>
+                <w:szCs w:val="21"/>
+              </w:rPr>
+              <w:t>{{ID_</w:t>
+            </w:r>
+            <w:r>
+              <w:rPr>
+                <w:rFonts w:ascii="Times New Roman" w:hAnsi="Times New Roman" w:cs="Times New Roman"/>
+                <w:sz w:val="21"/>
+                <w:szCs w:val="21"/>
+              </w:rPr>
+              <w:t>LOT</w:t>
+            </w:r>
+            <w:r>
+              <w:rPr>
+                <w:rFonts w:ascii="Times New Roman" w:hAnsi="Times New Roman" w:cs="Times New Roman"/>
+                <w:sz w:val="21"/>
+                <w:szCs w:val="21"/>
+              </w:rPr>
+              <w:t>}}</w:t>
             </w:r>
           </w:p>
         </w:tc>
@@ -827,9 +944,9 @@
         <w:tblLook w:val="04A0" w:firstRow="1" w:lastRow="0" w:firstColumn="1" w:lastColumn="0" w:noHBand="0" w:noVBand="1"/>
       </w:tblPr>
       <w:tblGrid>
-        <w:gridCol w:w="2769"/>
-        <w:gridCol w:w="2014"/>
-        <w:gridCol w:w="4279"/>
+        <w:gridCol w:w="2217"/>
+        <w:gridCol w:w="2173"/>
+        <w:gridCol w:w="4672"/>
       </w:tblGrid>
       <w:tr>
         <w:trPr>
@@ -889,6 +1006,16 @@
               </w:rPr>
               <w:t>Échéance</w:t>
             </w:r>
+            <w:r>
+              <w:rPr>
+                <w:rFonts w:ascii="Times New Roman" w:hAnsi="Times New Roman" w:cs="Times New Roman"/>
+                <w:b/>
+                <w:bCs/>
+                <w:sz w:val="21"/>
+                <w:szCs w:val="21"/>
+              </w:rPr>
+              <w:t xml:space="preserve"> prélevée</w:t>
+            </w:r>
           </w:p>
         </w:tc>
         <w:tc>
@@ -1203,6 +1330,7 @@
           <w:sz w:val="21"/>
           <w:szCs w:val="21"/>
         </w:rPr>
+        <w:lastRenderedPageBreak/>
         <w:t>Le {{TYPE_PLAN}} fait obligatoirement l'objet d'un prélèvement automatique et doit être scrupuleusement respecté chaque mois, en complément du loyer et charges courants. Tout paiement partiel ou tout retard sera considéré comme un manquement au plan.</w:t>
       </w:r>
     </w:p>
@@ -1368,7 +1496,15 @@
           <w:sz w:val="21"/>
           <w:szCs w:val="21"/>
         </w:rPr>
-        <w:t>Le présent {{TYPE_PLAN}} ne fait pas obstacle à la poursuite des voies de droit (commandement de payer, saisine de la commission de coordination des actions de prévention des expulsions locatives, assignation en résiliation de bail) en cas de manquement, ni ne suspend le cours des intérêts et pénalités éventuellement dus.</w:t>
+        <w:t>Le présent {{TYPE_PLAN}} ne fait pas obstacle à la poursuite des voies de droit (commandement de payer, saisine de la commission de coordination des actions de prévention des expulsions locatives, assignation en résiliation de bail) en cas de manquement</w:t>
+      </w:r>
+      <w:r>
+        <w:rPr>
+          <w:rFonts w:ascii="Times New Roman" w:hAnsi="Times New Roman" w:cs="Times New Roman"/>
+          <w:sz w:val="21"/>
+          <w:szCs w:val="21"/>
+        </w:rPr>
+        <w:t>.</w:t>
       </w:r>
     </w:p>
     <w:p>
@@ -2363,6 +2499,7 @@
           <w:sz w:val="26"/>
           <w:szCs w:val="26"/>
         </w:rPr>
+        <w:lastRenderedPageBreak/>
         <w:t>2.</w:t>
       </w:r>
       <w:r>
@@ -2373,7 +2510,17 @@
           <w:sz w:val="26"/>
           <w:szCs w:val="26"/>
         </w:rPr>
-        <w:t>1. SITUATION LOCATIVE ET « BANQUE DE FRANCE »</w:t>
+        <w:t xml:space="preserve">1. SITUATION </w:t>
+      </w:r>
+      <w:r>
+        <w:rPr>
+          <w:rFonts w:ascii="Times New Roman" w:hAnsi="Times New Roman" w:cs="Times New Roman"/>
+          <w:b/>
+          <w:bCs/>
+          <w:sz w:val="26"/>
+          <w:szCs w:val="26"/>
+        </w:rPr>
+        <w:t>DE RECOUVREMENT À DATE</w:t>
       </w:r>
     </w:p>
     <w:p>
@@ -2522,23 +2669,7 @@
           <w:sz w:val="21"/>
           <w:szCs w:val="21"/>
         </w:rPr>
-        <w:t xml:space="preserve">Commandement de payer signifié </w:t>
-      </w:r>
-      <w:r>
-        <w:rPr>
-          <w:rFonts w:ascii="Times New Roman" w:hAnsi="Times New Roman" w:cs="Times New Roman"/>
-          <w:sz w:val="21"/>
-          <w:szCs w:val="21"/>
-        </w:rPr>
-        <w:t>le</w:t>
-      </w:r>
-      <w:r>
-        <w:rPr>
-          <w:rFonts w:ascii="Times New Roman" w:hAnsi="Times New Roman" w:cs="Times New Roman"/>
-          <w:sz w:val="21"/>
-          <w:szCs w:val="21"/>
-        </w:rPr>
-        <w:t xml:space="preserve"> {{COMMANDEMENT}}</w:t>
+        <w:t>Stade actuel de la procédure : {{STADE}}</w:t>
       </w:r>
     </w:p>
     <w:p>
@@ -2586,6 +2717,30 @@
           <w:sz w:val="21"/>
           <w:szCs w:val="21"/>
         </w:rPr>
+        <w:t>CTESI saisie : {{CTESI}}</w:t>
+      </w:r>
+    </w:p>
+    <w:p>
+      <w:pPr>
+        <w:pStyle w:val="Paragraphedeliste"/>
+        <w:numPr>
+          <w:ilvl w:val="0"/>
+          <w:numId w:val="3"/>
+        </w:numPr>
+        <w:snapToGrid w:val="0"/>
+        <w:spacing w:line="264" w:lineRule="auto"/>
+        <w:rPr>
+          <w:rFonts w:ascii="Times New Roman" w:hAnsi="Times New Roman" w:cs="Times New Roman"/>
+          <w:sz w:val="21"/>
+          <w:szCs w:val="21"/>
+        </w:rPr>
+      </w:pPr>
+      <w:r>
+        <w:rPr>
+          <w:rFonts w:ascii="Times New Roman" w:hAnsi="Times New Roman" w:cs="Times New Roman"/>
+          <w:sz w:val="21"/>
+          <w:szCs w:val="21"/>
+        </w:rPr>
         <w:t>Travailleur social référent : {{TRAVAILLEUR_SOCIAL}}</w:t>
       </w:r>
     </w:p>
@@ -2610,17 +2765,49 @@
           <w:sz w:val="21"/>
           <w:szCs w:val="21"/>
         </w:rPr>
-        <w:t>Aide(s) sollicitée(s) : {{#AIDES}}{{LABEL}}{{/AIDES}}</w:t>
-      </w:r>
-    </w:p>
-    <w:p>
-      <w:pPr>
-        <w:snapToGrid w:val="0"/>
-        <w:spacing w:line="264" w:lineRule="auto"/>
-        <w:rPr>
-          <w:rFonts w:ascii="Times New Roman" w:hAnsi="Times New Roman" w:cs="Times New Roman"/>
-          <w:b/>
-          <w:bCs/>
+        <w:t>Aide(s) sollicitée(s) : {{#AIDES</w:t>
+      </w:r>
+      <w:proofErr w:type="gramStart"/>
+      <w:r>
+        <w:rPr>
+          <w:rFonts w:ascii="Times New Roman" w:hAnsi="Times New Roman" w:cs="Times New Roman"/>
+          <w:sz w:val="21"/>
+          <w:szCs w:val="21"/>
+        </w:rPr>
+        <w:t>}}{</w:t>
+      </w:r>
+      <w:proofErr w:type="gramEnd"/>
+      <w:r>
+        <w:rPr>
+          <w:rFonts w:ascii="Times New Roman" w:hAnsi="Times New Roman" w:cs="Times New Roman"/>
+          <w:sz w:val="21"/>
+          <w:szCs w:val="21"/>
+        </w:rPr>
+        <w:t>{LABEL}}</w:t>
+      </w:r>
+      <w:r>
+        <w:rPr>
+          <w:rFonts w:ascii="Times New Roman" w:hAnsi="Times New Roman" w:cs="Times New Roman"/>
+          <w:sz w:val="21"/>
+          <w:szCs w:val="21"/>
+        </w:rPr>
+        <w:t xml:space="preserve"> </w:t>
+      </w:r>
+      <w:r>
+        <w:rPr>
+          <w:rFonts w:ascii="Times New Roman" w:hAnsi="Times New Roman" w:cs="Times New Roman"/>
+          <w:sz w:val="21"/>
+          <w:szCs w:val="21"/>
+        </w:rPr>
+        <w:t>{{/AIDES}}</w:t>
+      </w:r>
+    </w:p>
+    <w:p>
+      <w:pPr>
+        <w:snapToGrid w:val="0"/>
+        <w:spacing w:line="264" w:lineRule="auto"/>
+        <w:rPr>
+          <w:rFonts w:ascii="Times New Roman" w:hAnsi="Times New Roman" w:cs="Times New Roman"/>
           <w:sz w:val="21"/>
           <w:szCs w:val="21"/>
         </w:rPr>
@@ -2702,7 +2889,6 @@
           <w:sz w:val="24"/>
           <w:szCs w:val="24"/>
         </w:rPr>
-        <w:lastRenderedPageBreak/>
         <w:t>2.</w:t>
       </w:r>
       <w:r>
@@ -2739,7 +2925,7 @@
     </w:p>
     <w:tbl>
       <w:tblPr>
-        <w:tblW w:w="9350" w:type="dxa"/>
+        <w:tblW w:w="9588" w:type="dxa"/>
         <w:tblBorders>
           <w:top w:val="single" w:sz="4" w:space="0" w:color="BFBFBF" w:themeColor="background1" w:themeShade="BF"/>
           <w:left w:val="single" w:sz="4" w:space="0" w:color="BFBFBF" w:themeColor="background1" w:themeShade="BF"/>
@@ -2758,20 +2944,23 @@
         <w:tblLook w:val="0000" w:firstRow="0" w:lastRow="0" w:firstColumn="0" w:lastColumn="0" w:noHBand="0" w:noVBand="0"/>
       </w:tblPr>
       <w:tblGrid>
-        <w:gridCol w:w="1400"/>
-        <w:gridCol w:w="1400"/>
-        <w:gridCol w:w="1448"/>
-        <w:gridCol w:w="2410"/>
-        <w:gridCol w:w="1417"/>
-        <w:gridCol w:w="1275"/>
+        <w:gridCol w:w="1115"/>
+        <w:gridCol w:w="1115"/>
+        <w:gridCol w:w="1153"/>
+        <w:gridCol w:w="1354"/>
+        <w:gridCol w:w="1128"/>
+        <w:gridCol w:w="1016"/>
+        <w:gridCol w:w="1692"/>
+        <w:gridCol w:w="1015"/>
       </w:tblGrid>
       <w:tr>
         <w:trPr>
+          <w:trHeight w:val="551"/>
           <w:tblHeader/>
         </w:trPr>
         <w:tc>
           <w:tcPr>
-            <w:tcW w:w="1400" w:type="dxa"/>
+            <w:tcW w:w="1115" w:type="dxa"/>
             <w:tcMar>
               <w:top w:w="60" w:type="dxa"/>
               <w:left w:w="100" w:type="dxa"/>
@@ -2804,7 +2993,7 @@
         </w:tc>
         <w:tc>
           <w:tcPr>
-            <w:tcW w:w="1400" w:type="dxa"/>
+            <w:tcW w:w="1115" w:type="dxa"/>
             <w:tcMar>
               <w:top w:w="60" w:type="dxa"/>
               <w:left w:w="100" w:type="dxa"/>
@@ -2837,7 +3026,7 @@
         </w:tc>
         <w:tc>
           <w:tcPr>
-            <w:tcW w:w="1448" w:type="dxa"/>
+            <w:tcW w:w="1153" w:type="dxa"/>
             <w:tcMar>
               <w:top w:w="60" w:type="dxa"/>
               <w:left w:w="100" w:type="dxa"/>
@@ -2870,7 +3059,7 @@
         </w:tc>
         <w:tc>
           <w:tcPr>
-            <w:tcW w:w="2410" w:type="dxa"/>
+            <w:tcW w:w="1354" w:type="dxa"/>
             <w:tcMar>
               <w:top w:w="60" w:type="dxa"/>
               <w:left w:w="100" w:type="dxa"/>
@@ -2903,7 +3092,36 @@
         </w:tc>
         <w:tc>
           <w:tcPr>
-            <w:tcW w:w="1417" w:type="dxa"/>
+            <w:tcW w:w="1128" w:type="dxa"/>
+            <w:vAlign w:val="center"/>
+          </w:tcPr>
+          <w:p>
+            <w:pPr>
+              <w:snapToGrid w:val="0"/>
+              <w:spacing w:line="264" w:lineRule="auto"/>
+              <w:rPr>
+                <w:rFonts w:ascii="Times New Roman" w:hAnsi="Times New Roman" w:cs="Times New Roman"/>
+                <w:b/>
+                <w:bCs/>
+                <w:sz w:val="21"/>
+                <w:szCs w:val="21"/>
+              </w:rPr>
+            </w:pPr>
+            <w:r>
+              <w:rPr>
+                <w:rFonts w:ascii="Times New Roman" w:hAnsi="Times New Roman" w:cs="Times New Roman"/>
+                <w:b/>
+                <w:bCs/>
+                <w:sz w:val="21"/>
+                <w:szCs w:val="21"/>
+              </w:rPr>
+              <w:t>Employeur</w:t>
+            </w:r>
+          </w:p>
+        </w:tc>
+        <w:tc>
+          <w:tcPr>
+            <w:tcW w:w="1016" w:type="dxa"/>
             <w:tcMar>
               <w:top w:w="60" w:type="dxa"/>
               <w:left w:w="100" w:type="dxa"/>
@@ -2936,7 +3154,7 @@
         </w:tc>
         <w:tc>
           <w:tcPr>
-            <w:tcW w:w="1275" w:type="dxa"/>
+            <w:tcW w:w="1692" w:type="dxa"/>
             <w:tcMar>
               <w:top w:w="60" w:type="dxa"/>
               <w:left w:w="100" w:type="dxa"/>
@@ -2965,16 +3183,55 @@
               </w:rPr>
               <w:t>Titulaire du bail</w:t>
             </w:r>
+            <w:r>
+              <w:rPr>
+                <w:rFonts w:ascii="Times New Roman" w:hAnsi="Times New Roman" w:cs="Times New Roman"/>
+                <w:b/>
+                <w:bCs/>
+                <w:sz w:val="21"/>
+                <w:szCs w:val="21"/>
+              </w:rPr>
+              <w:t xml:space="preserve"> initial</w:t>
+            </w:r>
+          </w:p>
+        </w:tc>
+        <w:tc>
+          <w:tcPr>
+            <w:tcW w:w="1015" w:type="dxa"/>
+            <w:vAlign w:val="center"/>
+          </w:tcPr>
+          <w:p>
+            <w:pPr>
+              <w:snapToGrid w:val="0"/>
+              <w:spacing w:line="264" w:lineRule="auto"/>
+              <w:rPr>
+                <w:rFonts w:ascii="Times New Roman" w:hAnsi="Times New Roman" w:cs="Times New Roman"/>
+                <w:b/>
+                <w:bCs/>
+                <w:sz w:val="21"/>
+                <w:szCs w:val="21"/>
+              </w:rPr>
+            </w:pPr>
+            <w:r>
+              <w:rPr>
+                <w:rFonts w:ascii="Times New Roman" w:hAnsi="Times New Roman" w:cs="Times New Roman"/>
+                <w:b/>
+                <w:bCs/>
+                <w:sz w:val="21"/>
+                <w:szCs w:val="21"/>
+              </w:rPr>
+              <w:t>Occupant</w:t>
+            </w:r>
           </w:p>
         </w:tc>
       </w:tr>
       <w:tr>
         <w:trPr>
-          <w:trHeight w:val="292"/>
+          <w:trHeight w:val="309"/>
         </w:trPr>
         <w:tc>
           <w:tcPr>
-            <w:tcW w:w="1400" w:type="dxa"/>
+            <w:tcW w:w="1115" w:type="dxa"/>
             <w:tcMar>
               <w:top w:w="60" w:type="dxa"/>
               <w:left w:w="100" w:type="dxa"/>
@@ -2999,13 +3256,31 @@
                 <w:sz w:val="21"/>
                 <w:szCs w:val="21"/>
               </w:rPr>
-              <w:t>{{#ADULTES}}{{PRENOM}}</w:t>
-            </w:r>
-          </w:p>
-        </w:tc>
-        <w:tc>
-          <w:tcPr>
-            <w:tcW w:w="1400" w:type="dxa"/>
+              <w:t>{{#ADULTES</w:t>
+            </w:r>
+            <w:proofErr w:type="gramStart"/>
+            <w:r>
+              <w:rPr>
+                <w:rFonts w:ascii="Times New Roman" w:hAnsi="Times New Roman" w:cs="Times New Roman"/>
+                <w:sz w:val="21"/>
+                <w:szCs w:val="21"/>
+              </w:rPr>
+              <w:t>}}{</w:t>
+            </w:r>
+            <w:proofErr w:type="gramEnd"/>
+            <w:r>
+              <w:rPr>
+                <w:rFonts w:ascii="Times New Roman" w:hAnsi="Times New Roman" w:cs="Times New Roman"/>
+                <w:sz w:val="21"/>
+                <w:szCs w:val="21"/>
+              </w:rPr>
+              <w:t>{PRENOM}}</w:t>
+            </w:r>
+          </w:p>
+        </w:tc>
+        <w:tc>
+          <w:tcPr>
+            <w:tcW w:w="1115" w:type="dxa"/>
             <w:tcMar>
               <w:top w:w="60" w:type="dxa"/>
               <w:left w:w="100" w:type="dxa"/>
@@ -3036,7 +3311,7 @@
         </w:tc>
         <w:tc>
           <w:tcPr>
-            <w:tcW w:w="1448" w:type="dxa"/>
+            <w:tcW w:w="1153" w:type="dxa"/>
             <w:tcMar>
               <w:top w:w="60" w:type="dxa"/>
               <w:left w:w="100" w:type="dxa"/>
@@ -3067,7 +3342,7 @@
         </w:tc>
         <w:tc>
           <w:tcPr>
-            <w:tcW w:w="2410" w:type="dxa"/>
+            <w:tcW w:w="1354" w:type="dxa"/>
             <w:tcMar>
               <w:top w:w="60" w:type="dxa"/>
               <w:left w:w="100" w:type="dxa"/>
@@ -3098,7 +3373,32 @@
         </w:tc>
         <w:tc>
           <w:tcPr>
-            <w:tcW w:w="1417" w:type="dxa"/>
+            <w:tcW w:w="1128" w:type="dxa"/>
+            <w:vAlign w:val="center"/>
+          </w:tcPr>
+          <w:p>
+            <w:pPr>
+              <w:snapToGrid w:val="0"/>
+              <w:spacing w:line="264" w:lineRule="auto"/>
+              <w:rPr>
+                <w:rFonts w:ascii="Times New Roman" w:hAnsi="Times New Roman" w:cs="Times New Roman"/>
+                <w:sz w:val="21"/>
+                <w:szCs w:val="21"/>
+              </w:rPr>
+            </w:pPr>
+            <w:r>
+              <w:rPr>
+                <w:rFonts w:ascii="Times New Roman" w:hAnsi="Times New Roman" w:cs="Times New Roman"/>
+                <w:sz w:val="21"/>
+                <w:szCs w:val="21"/>
+              </w:rPr>
+              <w:t>{{EMPLOYEUR}}</w:t>
+            </w:r>
+          </w:p>
+        </w:tc>
+        <w:tc>
+          <w:tcPr>
+            <w:tcW w:w="1016" w:type="dxa"/>
             <w:tcMar>
               <w:top w:w="60" w:type="dxa"/>
               <w:left w:w="100" w:type="dxa"/>
@@ -3129,7 +3429,7 @@
         </w:tc>
         <w:tc>
           <w:tcPr>
-            <w:tcW w:w="1275" w:type="dxa"/>
+            <w:tcW w:w="1692" w:type="dxa"/>
             <w:tcMar>
               <w:top w:w="60" w:type="dxa"/>
               <w:left w:w="100" w:type="dxa"/>
@@ -3154,12 +3454,171 @@
                 <w:sz w:val="21"/>
                 <w:szCs w:val="21"/>
               </w:rPr>
-              <w:t>{{TITULAIRE}}{{/ADULTES}}</w:t>
+              <w:t>{{TITULAIRE}}</w:t>
+            </w:r>
+          </w:p>
+        </w:tc>
+        <w:tc>
+          <w:tcPr>
+            <w:tcW w:w="1015" w:type="dxa"/>
+          </w:tcPr>
+          <w:p>
+            <w:pPr>
+              <w:snapToGrid w:val="0"/>
+              <w:spacing w:line="264" w:lineRule="auto"/>
+              <w:rPr>
+                <w:rFonts w:ascii="Times New Roman" w:hAnsi="Times New Roman" w:cs="Times New Roman"/>
+                <w:sz w:val="21"/>
+                <w:szCs w:val="21"/>
+              </w:rPr>
+            </w:pPr>
+            <w:r>
+              <w:rPr>
+                <w:rFonts w:ascii="Times New Roman" w:hAnsi="Times New Roman" w:cs="Times New Roman"/>
+                <w:sz w:val="21"/>
+                <w:szCs w:val="21"/>
+              </w:rPr>
+              <w:t>{{OCCUPANT}}{{/ADULTES}}</w:t>
             </w:r>
           </w:p>
         </w:tc>
       </w:tr>
     </w:tbl>
+    <w:p>
+      <w:pPr>
+        <w:snapToGrid w:val="0"/>
+        <w:spacing w:line="264" w:lineRule="auto"/>
+        <w:rPr>
+          <w:rFonts w:ascii="Times New Roman" w:hAnsi="Times New Roman" w:cs="Times New Roman"/>
+          <w:sz w:val="21"/>
+          <w:szCs w:val="21"/>
+        </w:rPr>
+      </w:pPr>
+    </w:p>
+    <w:p>
+      <w:pPr>
+        <w:snapToGrid w:val="0"/>
+        <w:spacing w:line="264" w:lineRule="auto"/>
+        <w:rPr>
+          <w:rFonts w:ascii="Times New Roman" w:hAnsi="Times New Roman" w:cs="Times New Roman"/>
+          <w:b/>
+          <w:bCs/>
+          <w:sz w:val="21"/>
+          <w:szCs w:val="21"/>
+        </w:rPr>
+      </w:pPr>
+      <w:r>
+        <w:rPr>
+          <w:rFonts w:ascii="Times New Roman" w:hAnsi="Times New Roman" w:cs="Times New Roman"/>
+          <w:b/>
+          <w:bCs/>
+          <w:sz w:val="21"/>
+          <w:szCs w:val="21"/>
+        </w:rPr>
+        <w:t>Contexte</w:t>
+      </w:r>
+      <w:r>
+        <w:rPr>
+          <w:rFonts w:ascii="Times New Roman" w:hAnsi="Times New Roman" w:cs="Times New Roman"/>
+          <w:b/>
+          <w:bCs/>
+          <w:sz w:val="21"/>
+          <w:szCs w:val="21"/>
+        </w:rPr>
+        <w:t xml:space="preserve"> locati</w:t>
+      </w:r>
+      <w:r>
+        <w:rPr>
+          <w:rFonts w:ascii="Times New Roman" w:hAnsi="Times New Roman" w:cs="Times New Roman"/>
+          <w:b/>
+          <w:bCs/>
+          <w:sz w:val="21"/>
+          <w:szCs w:val="21"/>
+        </w:rPr>
+        <w:t>f</w:t>
+      </w:r>
+    </w:p>
+    <w:p>
+      <w:pPr>
+        <w:snapToGrid w:val="0"/>
+        <w:spacing w:line="264" w:lineRule="auto"/>
+        <w:rPr>
+          <w:rFonts w:ascii="Times New Roman" w:hAnsi="Times New Roman" w:cs="Times New Roman"/>
+          <w:sz w:val="21"/>
+          <w:szCs w:val="21"/>
+        </w:rPr>
+      </w:pPr>
+      <w:r>
+        <w:rPr>
+          <w:rFonts w:ascii="Times New Roman" w:hAnsi="Times New Roman" w:cs="Times New Roman"/>
+          <w:sz w:val="21"/>
+          <w:szCs w:val="21"/>
+        </w:rPr>
+        <w:t xml:space="preserve">- </w:t>
+      </w:r>
+      <w:r>
+        <w:rPr>
+          <w:rFonts w:ascii="Times New Roman" w:hAnsi="Times New Roman" w:cs="Times New Roman"/>
+          <w:sz w:val="21"/>
+          <w:szCs w:val="21"/>
+        </w:rPr>
+        <w:t>Un avenant au bail a été signé au regard de l’occupation du logement : {{AVENANT}}</w:t>
+      </w:r>
+    </w:p>
+    <w:p>
+      <w:pPr>
+        <w:snapToGrid w:val="0"/>
+        <w:spacing w:line="264" w:lineRule="auto"/>
+        <w:rPr>
+          <w:rFonts w:ascii="Times New Roman" w:hAnsi="Times New Roman" w:cs="Times New Roman"/>
+          <w:sz w:val="21"/>
+          <w:szCs w:val="21"/>
+        </w:rPr>
+      </w:pPr>
+      <w:r>
+        <w:rPr>
+          <w:rFonts w:ascii="Times New Roman" w:hAnsi="Times New Roman" w:cs="Times New Roman"/>
+          <w:sz w:val="21"/>
+          <w:szCs w:val="21"/>
+        </w:rPr>
+        <w:t xml:space="preserve">- </w:t>
+      </w:r>
+      <w:r>
+        <w:rPr>
+          <w:rFonts w:ascii="Times New Roman" w:hAnsi="Times New Roman" w:cs="Times New Roman"/>
+          <w:sz w:val="21"/>
+          <w:szCs w:val="21"/>
+        </w:rPr>
+        <w:t>Un titulaire a déposé son congé le : {{CONGE}}</w:t>
+      </w:r>
+    </w:p>
+    <w:p>
+      <w:pPr>
+        <w:snapToGrid w:val="0"/>
+        <w:spacing w:line="264" w:lineRule="auto"/>
+        <w:rPr>
+          <w:rFonts w:ascii="Times New Roman" w:hAnsi="Times New Roman" w:cs="Times New Roman"/>
+          <w:sz w:val="21"/>
+          <w:szCs w:val="21"/>
+        </w:rPr>
+      </w:pPr>
+      <w:r>
+        <w:rPr>
+          <w:rFonts w:ascii="Times New Roman" w:hAnsi="Times New Roman" w:cs="Times New Roman"/>
+          <w:sz w:val="21"/>
+          <w:szCs w:val="21"/>
+        </w:rPr>
+        <w:t xml:space="preserve">- </w:t>
+      </w:r>
+      <w:r>
+        <w:rPr>
+          <w:rFonts w:ascii="Times New Roman" w:hAnsi="Times New Roman" w:cs="Times New Roman"/>
+          <w:sz w:val="21"/>
+          <w:szCs w:val="21"/>
+        </w:rPr>
+        <w:t>La clause de solidarité court jusqu’au : {{CLAUSE_SOLIDARITE}}</w:t>
+      </w:r>
+    </w:p>
     <w:p>
       <w:pPr>
         <w:snapToGrid w:val="0"/>
@@ -4165,6 +4624,7 @@
                 <w:sz w:val="21"/>
                 <w:szCs w:val="21"/>
               </w:rPr>
+              <w:lastRenderedPageBreak/>
               <w:t>TOTAL</w:t>
             </w:r>
           </w:p>
@@ -4221,6 +4681,17 @@
         <w:spacing w:line="264" w:lineRule="auto"/>
         <w:rPr>
           <w:rFonts w:ascii="Times New Roman" w:hAnsi="Times New Roman" w:cs="Times New Roman"/>
+          <w:sz w:val="21"/>
+          <w:szCs w:val="21"/>
+        </w:rPr>
+      </w:pPr>
+    </w:p>
+    <w:p>
+      <w:pPr>
+        <w:snapToGrid w:val="0"/>
+        <w:spacing w:before="240" w:line="264" w:lineRule="auto"/>
+        <w:rPr>
+          <w:rFonts w:ascii="Times New Roman" w:hAnsi="Times New Roman" w:cs="Times New Roman"/>
           <w:b/>
           <w:bCs/>
           <w:sz w:val="26"/>
@@ -4235,270 +4706,639 @@
           <w:sz w:val="26"/>
           <w:szCs w:val="26"/>
         </w:rPr>
-        <w:t>2.</w:t>
-      </w:r>
-      <w:r>
-        <w:rPr>
-          <w:rFonts w:ascii="Times New Roman" w:hAnsi="Times New Roman" w:cs="Times New Roman"/>
-          <w:b/>
-          <w:bCs/>
-          <w:sz w:val="26"/>
-          <w:szCs w:val="26"/>
-        </w:rPr>
-        <w:t>5. RESTE À VIVRE</w:t>
-      </w:r>
-      <w:r>
-        <w:rPr>
-          <w:rFonts w:ascii="Times New Roman" w:hAnsi="Times New Roman" w:cs="Times New Roman"/>
-          <w:b/>
-          <w:bCs/>
-          <w:sz w:val="26"/>
-          <w:szCs w:val="26"/>
-        </w:rPr>
-        <w:t xml:space="preserve"> MENSUEL</w:t>
-      </w:r>
-    </w:p>
-    <w:p>
-      <w:pPr>
-        <w:snapToGrid w:val="0"/>
-        <w:spacing w:line="264" w:lineRule="auto"/>
-        <w:rPr>
-          <w:rFonts w:ascii="Times New Roman" w:hAnsi="Times New Roman" w:cs="Times New Roman"/>
-          <w:b/>
-          <w:bCs/>
-          <w:sz w:val="21"/>
-          <w:szCs w:val="21"/>
-        </w:rPr>
-      </w:pPr>
+        <w:t>2.5. ÉCHÉANCIER</w:t>
+      </w:r>
     </w:p>
     <w:tbl>
       <w:tblPr>
         <w:tblStyle w:val="Grilledutableau"/>
-        <w:tblW w:w="0" w:type="auto"/>
+        <w:tblW w:w="9072" w:type="dxa"/>
         <w:tblBorders>
-          <w:top w:val="single" w:sz="4" w:space="0" w:color="BFBFBF" w:themeColor="background1" w:themeShade="BF"/>
-          <w:left w:val="single" w:sz="4" w:space="0" w:color="BFBFBF" w:themeColor="background1" w:themeShade="BF"/>
-          <w:bottom w:val="single" w:sz="4" w:space="0" w:color="BFBFBF" w:themeColor="background1" w:themeShade="BF"/>
-          <w:right w:val="single" w:sz="4" w:space="0" w:color="BFBFBF" w:themeColor="background1" w:themeShade="BF"/>
-          <w:insideH w:val="single" w:sz="4" w:space="0" w:color="BFBFBF" w:themeColor="background1" w:themeShade="BF"/>
-          <w:insideV w:val="single" w:sz="4" w:space="0" w:color="BFBFBF" w:themeColor="background1" w:themeShade="BF"/>
+          <w:top w:val="single" w:sz="4" w:space="0" w:color="BFBFBF"/>
+          <w:left w:val="single" w:sz="4" w:space="0" w:color="BFBFBF"/>
+          <w:bottom w:val="single" w:sz="4" w:space="0" w:color="BFBFBF"/>
+          <w:right w:val="single" w:sz="4" w:space="0" w:color="BFBFBF"/>
+          <w:insideH w:val="single" w:sz="4" w:space="0" w:color="BFBFBF"/>
+          <w:insideV w:val="single" w:sz="4" w:space="0" w:color="BFBFBF"/>
         </w:tblBorders>
         <w:tblCellMar>
-          <w:top w:w="57" w:type="dxa"/>
-          <w:left w:w="57" w:type="dxa"/>
-          <w:bottom w:w="57" w:type="dxa"/>
-          <w:right w:w="57" w:type="dxa"/>
+          <w:top w:w="40" w:type="dxa"/>
+          <w:left w:w="40" w:type="dxa"/>
+          <w:bottom w:w="40" w:type="dxa"/>
+          <w:right w:w="40" w:type="dxa"/>
         </w:tblCellMar>
-        <w:tblLook w:val="04A0" w:firstRow="1" w:lastRow="0" w:firstColumn="1" w:lastColumn="0" w:noHBand="0" w:noVBand="1"/>
+        <w:tblLook w:val="04A0" w:firstRow="1" w:lastRow="0" w:firstColumn="0" w:lastColumn="0" w:noHBand="0" w:noVBand="1"/>
       </w:tblPr>
       <w:tblGrid>
-        <w:gridCol w:w="4815"/>
-        <w:gridCol w:w="4247"/>
+        <w:gridCol w:w="1300"/>
+        <w:gridCol w:w="1100"/>
+        <w:gridCol w:w="1550"/>
+        <w:gridCol w:w="1550"/>
+        <w:gridCol w:w="500"/>
+        <w:gridCol w:w="820"/>
+        <w:gridCol w:w="750"/>
+        <w:gridCol w:w="820"/>
+        <w:gridCol w:w="682"/>
       </w:tblGrid>
       <w:tr>
         <w:trPr>
-          <w:trHeight w:val="231"/>
+          <w:tblHeader/>
         </w:trPr>
         <w:tc>
           <w:tcPr>
-            <w:tcW w:w="4815" w:type="dxa"/>
-            <w:vAlign w:val="center"/>
-          </w:tcPr>
-          <w:p>
-            <w:pPr>
-              <w:snapToGrid w:val="0"/>
-              <w:spacing w:line="264" w:lineRule="auto"/>
-              <w:rPr>
-                <w:rFonts w:ascii="Times New Roman" w:hAnsi="Times New Roman" w:cs="Times New Roman"/>
-                <w:sz w:val="21"/>
-                <w:szCs w:val="21"/>
-              </w:rPr>
-            </w:pPr>
-            <w:r>
-              <w:rPr>
-                <w:rFonts w:ascii="Times New Roman" w:hAnsi="Times New Roman" w:cs="Times New Roman"/>
-                <w:sz w:val="21"/>
-                <w:szCs w:val="21"/>
-              </w:rPr>
-              <w:t>Reste à vivre</w:t>
-            </w:r>
-            <w:r>
-              <w:rPr>
-                <w:rFonts w:ascii="Times New Roman" w:hAnsi="Times New Roman" w:cs="Times New Roman"/>
-                <w:sz w:val="21"/>
-                <w:szCs w:val="21"/>
-              </w:rPr>
-              <w:t xml:space="preserve"> (ressources - charges)</w:t>
-            </w:r>
-          </w:p>
-        </w:tc>
-        <w:tc>
-          <w:tcPr>
-            <w:tcW w:w="4247" w:type="dxa"/>
-            <w:vAlign w:val="center"/>
-          </w:tcPr>
-          <w:p>
-            <w:pPr>
-              <w:snapToGrid w:val="0"/>
-              <w:spacing w:line="264" w:lineRule="auto"/>
-              <w:rPr>
-                <w:rFonts w:ascii="Times New Roman" w:hAnsi="Times New Roman" w:cs="Times New Roman"/>
-                <w:b/>
-                <w:bCs/>
-                <w:sz w:val="21"/>
-                <w:szCs w:val="21"/>
-              </w:rPr>
-            </w:pPr>
-            <w:r>
-              <w:rPr>
-                <w:rFonts w:ascii="Times New Roman" w:hAnsi="Times New Roman" w:cs="Times New Roman"/>
-                <w:sz w:val="21"/>
-                <w:szCs w:val="21"/>
-              </w:rPr>
-              <w:t>{{RESTE_A_VIVRE}} €</w:t>
+            <w:tcW w:w="1300" w:type="dxa"/>
+            <w:vMerge w:val="restart"/>
+          </w:tcPr>
+          <w:p>
+            <w:pPr>
+              <w:snapToGrid w:val="0"/>
+              <w:spacing w:line="240" w:lineRule="auto"/>
+              <w:rPr>
+                <w:rFonts w:ascii="Times New Roman" w:hAnsi="Times New Roman" w:cs="Times New Roman"/>
+                <w:b/>
+                <w:bCs/>
+                <w:sz w:val="18"/>
+                <w:szCs w:val="18"/>
+              </w:rPr>
+            </w:pPr>
+            <w:r>
+              <w:rPr>
+                <w:rFonts w:ascii="Times New Roman" w:hAnsi="Times New Roman" w:cs="Times New Roman"/>
+                <w:b/>
+                <w:bCs/>
+                <w:sz w:val="18"/>
+                <w:szCs w:val="18"/>
+              </w:rPr>
+              <w:t xml:space="preserve">Échéance</w:t>
+            </w:r>
+          </w:p>
+        </w:tc>
+        <w:tc>
+          <w:tcPr>
+            <w:tcW w:w="1100" w:type="dxa"/>
+            <w:vMerge w:val="restart"/>
+          </w:tcPr>
+          <w:p>
+            <w:pPr>
+              <w:snapToGrid w:val="0"/>
+              <w:spacing w:line="240" w:lineRule="auto"/>
+              <w:rPr>
+                <w:rFonts w:ascii="Times New Roman" w:hAnsi="Times New Roman" w:cs="Times New Roman"/>
+                <w:b/>
+                <w:bCs/>
+                <w:sz w:val="18"/>
+                <w:szCs w:val="18"/>
+              </w:rPr>
+            </w:pPr>
+            <w:r>
+              <w:rPr>
+                <w:rFonts w:ascii="Times New Roman" w:hAnsi="Times New Roman" w:cs="Times New Roman"/>
+                <w:b/>
+                <w:bCs/>
+                <w:sz w:val="18"/>
+                <w:szCs w:val="18"/>
+              </w:rPr>
+              <w:t xml:space="preserve">Mensualité</w:t>
+            </w:r>
+          </w:p>
+        </w:tc>
+        <w:tc>
+          <w:tcPr>
+            <w:tcW w:w="1550" w:type="dxa"/>
+            <w:vMerge w:val="restart"/>
+          </w:tcPr>
+          <w:p>
+            <w:pPr>
+              <w:snapToGrid w:val="0"/>
+              <w:spacing w:line="240" w:lineRule="auto"/>
+              <w:rPr>
+                <w:rFonts w:ascii="Times New Roman" w:hAnsi="Times New Roman" w:cs="Times New Roman"/>
+                <w:b/>
+                <w:bCs/>
+                <w:sz w:val="18"/>
+                <w:szCs w:val="18"/>
+              </w:rPr>
+            </w:pPr>
+            <w:r>
+              <w:rPr>
+                <w:rFonts w:ascii="Times New Roman" w:hAnsi="Times New Roman" w:cs="Times New Roman"/>
+                <w:b/>
+                <w:bCs/>
+                <w:sz w:val="18"/>
+                <w:szCs w:val="18"/>
+              </w:rPr>
+              <w:t xml:space="preserve">Ressources</w:t>
+            </w:r>
+          </w:p>
+        </w:tc>
+        <w:tc>
+          <w:tcPr>
+            <w:tcW w:w="1550" w:type="dxa"/>
+            <w:vMerge w:val="restart"/>
+          </w:tcPr>
+          <w:p>
+            <w:pPr>
+              <w:snapToGrid w:val="0"/>
+              <w:spacing w:line="240" w:lineRule="auto"/>
+              <w:rPr>
+                <w:rFonts w:ascii="Times New Roman" w:hAnsi="Times New Roman" w:cs="Times New Roman"/>
+                <w:b/>
+                <w:bCs/>
+                <w:sz w:val="18"/>
+                <w:szCs w:val="18"/>
+              </w:rPr>
+            </w:pPr>
+            <w:r>
+              <w:rPr>
+                <w:rFonts w:ascii="Times New Roman" w:hAnsi="Times New Roman" w:cs="Times New Roman"/>
+                <w:b/>
+                <w:bCs/>
+                <w:sz w:val="18"/>
+                <w:szCs w:val="18"/>
+              </w:rPr>
+              <w:t xml:space="preserve">Charges</w:t>
+            </w:r>
+          </w:p>
+        </w:tc>
+        <w:tc>
+          <w:tcPr>
+            <w:tcW w:w="500" w:type="dxa"/>
+            <w:vMerge w:val="restart"/>
+          </w:tcPr>
+          <w:p>
+            <w:pPr>
+              <w:snapToGrid w:val="0"/>
+              <w:spacing w:line="240" w:lineRule="auto"/>
+              <w:rPr>
+                <w:rFonts w:ascii="Times New Roman" w:hAnsi="Times New Roman" w:cs="Times New Roman"/>
+                <w:b/>
+                <w:bCs/>
+                <w:sz w:val="18"/>
+                <w:szCs w:val="18"/>
+              </w:rPr>
+            </w:pPr>
+            <w:r>
+              <w:rPr>
+                <w:rFonts w:ascii="Times New Roman" w:hAnsi="Times New Roman" w:cs="Times New Roman"/>
+                <w:b/>
+                <w:bCs/>
+                <w:sz w:val="18"/>
+                <w:szCs w:val="18"/>
+              </w:rPr>
+              <w:t xml:space="preserve">UC</w:t>
+            </w:r>
+          </w:p>
+        </w:tc>
+        <w:tc>
+          <w:tcPr>
+            <w:tcW w:w="1570" w:type="dxa"/>
+            <w:gridSpan w:val="2"/>
+          </w:tcPr>
+          <w:p>
+            <w:pPr>
+              <w:snapToGrid w:val="0"/>
+              <w:spacing w:line="240" w:lineRule="auto"/>
+              <w:rPr>
+                <w:rFonts w:ascii="Times New Roman" w:hAnsi="Times New Roman" w:cs="Times New Roman"/>
+                <w:b/>
+                <w:bCs/>
+                <w:sz w:val="18"/>
+                <w:szCs w:val="18"/>
+              </w:rPr>
+            </w:pPr>
+            <w:r>
+              <w:rPr>
+                <w:rFonts w:ascii="Times New Roman" w:hAnsi="Times New Roman" w:cs="Times New Roman"/>
+                <w:b/>
+                <w:bCs/>
+                <w:sz w:val="18"/>
+                <w:szCs w:val="18"/>
+              </w:rPr>
+              <w:t xml:space="preserve">Complet</w:t>
+            </w:r>
+          </w:p>
+        </w:tc>
+        <w:tc>
+          <w:tcPr>
+            <w:tcW w:w="1502" w:type="dxa"/>
+            <w:gridSpan w:val="2"/>
+          </w:tcPr>
+          <w:p>
+            <w:pPr>
+              <w:snapToGrid w:val="0"/>
+              <w:spacing w:line="240" w:lineRule="auto"/>
+              <w:rPr>
+                <w:rFonts w:ascii="Times New Roman" w:hAnsi="Times New Roman" w:cs="Times New Roman"/>
+                <w:b/>
+                <w:bCs/>
+                <w:sz w:val="18"/>
+                <w:szCs w:val="18"/>
+              </w:rPr>
+            </w:pPr>
+            <w:r>
+              <w:rPr>
+                <w:rFonts w:ascii="Times New Roman" w:hAnsi="Times New Roman" w:cs="Times New Roman"/>
+                <w:b/>
+                <w:bCs/>
+                <w:sz w:val="18"/>
+                <w:szCs w:val="18"/>
+              </w:rPr>
+              <w:t xml:space="preserve">Simplifié</w:t>
             </w:r>
           </w:p>
         </w:tc>
       </w:tr>
       <w:tr>
         <w:trPr>
-          <w:trHeight w:val="279"/>
+          <w:tblHeader/>
         </w:trPr>
         <w:tc>
           <w:tcPr>
-            <w:tcW w:w="4815" w:type="dxa"/>
-            <w:vAlign w:val="center"/>
-          </w:tcPr>
-          <w:p>
-            <w:pPr>
-              <w:snapToGrid w:val="0"/>
-              <w:spacing w:line="264" w:lineRule="auto"/>
-              <w:rPr>
-                <w:rFonts w:ascii="Times New Roman" w:hAnsi="Times New Roman" w:cs="Times New Roman"/>
-                <w:sz w:val="21"/>
-                <w:szCs w:val="21"/>
-              </w:rPr>
-            </w:pPr>
-            <w:r>
-              <w:rPr>
-                <w:rFonts w:ascii="Times New Roman" w:hAnsi="Times New Roman" w:cs="Times New Roman"/>
-                <w:sz w:val="21"/>
-                <w:szCs w:val="21"/>
-              </w:rPr>
-              <w:t>Unité(s) de consommation (UC) au sens INSEE</w:t>
-            </w:r>
-          </w:p>
-        </w:tc>
-        <w:tc>
-          <w:tcPr>
-            <w:tcW w:w="4247" w:type="dxa"/>
-            <w:vAlign w:val="center"/>
-          </w:tcPr>
-          <w:p>
-            <w:pPr>
-              <w:snapToGrid w:val="0"/>
-              <w:spacing w:line="264" w:lineRule="auto"/>
-              <w:rPr>
-                <w:rFonts w:ascii="Times New Roman" w:hAnsi="Times New Roman" w:cs="Times New Roman"/>
-                <w:b/>
-                <w:bCs/>
-                <w:sz w:val="21"/>
-                <w:szCs w:val="21"/>
-              </w:rPr>
-            </w:pPr>
-            <w:r>
-              <w:rPr>
-                <w:rFonts w:ascii="Times New Roman" w:hAnsi="Times New Roman" w:cs="Times New Roman"/>
-                <w:sz w:val="21"/>
-                <w:szCs w:val="21"/>
-              </w:rPr>
-              <w:t>{{UC}}</w:t>
+            <w:tcW w:w="1300" w:type="dxa"/>
+            <w:vMerge/>
+          </w:tcPr>
+          <w:p>
+            <w:pPr>
+              <w:snapToGrid w:val="0"/>
+            </w:pPr>
+          </w:p>
+        </w:tc>
+        <w:tc>
+          <w:tcPr>
+            <w:tcW w:w="1100" w:type="dxa"/>
+            <w:vMerge/>
+          </w:tcPr>
+          <w:p>
+            <w:pPr>
+              <w:snapToGrid w:val="0"/>
+            </w:pPr>
+          </w:p>
+        </w:tc>
+        <w:tc>
+          <w:tcPr>
+            <w:tcW w:w="1550" w:type="dxa"/>
+            <w:vMerge/>
+          </w:tcPr>
+          <w:p>
+            <w:pPr>
+              <w:snapToGrid w:val="0"/>
+            </w:pPr>
+          </w:p>
+        </w:tc>
+        <w:tc>
+          <w:tcPr>
+            <w:tcW w:w="1550" w:type="dxa"/>
+            <w:vMerge/>
+          </w:tcPr>
+          <w:p>
+            <w:pPr>
+              <w:snapToGrid w:val="0"/>
+            </w:pPr>
+          </w:p>
+        </w:tc>
+        <w:tc>
+          <w:tcPr>
+            <w:tcW w:w="500" w:type="dxa"/>
+            <w:vMerge/>
+          </w:tcPr>
+          <w:p>
+            <w:pPr>
+              <w:snapToGrid w:val="0"/>
+            </w:pPr>
+          </w:p>
+        </w:tc>
+        <w:tc>
+          <w:tcPr>
+            <w:tcW w:w="820" w:type="dxa"/>
+          </w:tcPr>
+          <w:p>
+            <w:pPr>
+              <w:snapToGrid w:val="0"/>
+              <w:spacing w:line="240" w:lineRule="auto"/>
+              <w:rPr>
+                <w:rFonts w:ascii="Times New Roman" w:hAnsi="Times New Roman" w:cs="Times New Roman"/>
+                <w:b/>
+                <w:bCs/>
+                <w:sz w:val="18"/>
+                <w:szCs w:val="18"/>
+              </w:rPr>
+            </w:pPr>
+            <w:r>
+              <w:rPr>
+                <w:rFonts w:ascii="Times New Roman" w:hAnsi="Times New Roman" w:cs="Times New Roman"/>
+                <w:b/>
+                <w:bCs/>
+                <w:sz w:val="18"/>
+                <w:szCs w:val="18"/>
+              </w:rPr>
+              <w:t xml:space="preserve">Reste à vivre</w:t>
+            </w:r>
+          </w:p>
+        </w:tc>
+        <w:tc>
+          <w:tcPr>
+            <w:tcW w:w="750" w:type="dxa"/>
+          </w:tcPr>
+          <w:p>
+            <w:pPr>
+              <w:snapToGrid w:val="0"/>
+              <w:spacing w:line="240" w:lineRule="auto"/>
+              <w:rPr>
+                <w:rFonts w:ascii="Times New Roman" w:hAnsi="Times New Roman" w:cs="Times New Roman"/>
+                <w:b/>
+                <w:bCs/>
+                <w:sz w:val="18"/>
+                <w:szCs w:val="18"/>
+              </w:rPr>
+            </w:pPr>
+            <w:r>
+              <w:rPr>
+                <w:rFonts w:ascii="Times New Roman" w:hAnsi="Times New Roman" w:cs="Times New Roman"/>
+                <w:b/>
+                <w:bCs/>
+                <w:sz w:val="18"/>
+                <w:szCs w:val="18"/>
+              </w:rPr>
+              <w:t xml:space="preserve">Taux d’effort</w:t>
+            </w:r>
+          </w:p>
+        </w:tc>
+        <w:tc>
+          <w:tcPr>
+            <w:tcW w:w="820" w:type="dxa"/>
+          </w:tcPr>
+          <w:p>
+            <w:pPr>
+              <w:snapToGrid w:val="0"/>
+              <w:spacing w:line="240" w:lineRule="auto"/>
+              <w:rPr>
+                <w:rFonts w:ascii="Times New Roman" w:hAnsi="Times New Roman" w:cs="Times New Roman"/>
+                <w:b/>
+                <w:bCs/>
+                <w:sz w:val="18"/>
+                <w:szCs w:val="18"/>
+              </w:rPr>
+            </w:pPr>
+            <w:r>
+              <w:rPr>
+                <w:rFonts w:ascii="Times New Roman" w:hAnsi="Times New Roman" w:cs="Times New Roman"/>
+                <w:b/>
+                <w:bCs/>
+                <w:sz w:val="18"/>
+                <w:szCs w:val="18"/>
+              </w:rPr>
+              <w:t xml:space="preserve">Reste à vivre</w:t>
+            </w:r>
+          </w:p>
+        </w:tc>
+        <w:tc>
+          <w:tcPr>
+            <w:tcW w:w="682" w:type="dxa"/>
+          </w:tcPr>
+          <w:p>
+            <w:pPr>
+              <w:snapToGrid w:val="0"/>
+              <w:spacing w:line="240" w:lineRule="auto"/>
+              <w:rPr>
+                <w:rFonts w:ascii="Times New Roman" w:hAnsi="Times New Roman" w:cs="Times New Roman"/>
+                <w:b/>
+                <w:bCs/>
+                <w:sz w:val="18"/>
+                <w:szCs w:val="18"/>
+              </w:rPr>
+            </w:pPr>
+            <w:r>
+              <w:rPr>
+                <w:rFonts w:ascii="Times New Roman" w:hAnsi="Times New Roman" w:cs="Times New Roman"/>
+                <w:b/>
+                <w:bCs/>
+                <w:sz w:val="18"/>
+                <w:szCs w:val="18"/>
+              </w:rPr>
+              <w:t xml:space="preserve">Taux d’effort</w:t>
             </w:r>
           </w:p>
         </w:tc>
       </w:tr>
       <w:tr>
-        <w:trPr>
-          <w:trHeight w:val="157"/>
-        </w:trPr>
-        <w:tc>
-          <w:tcPr>
-            <w:tcW w:w="4815" w:type="dxa"/>
-            <w:vAlign w:val="center"/>
-          </w:tcPr>
-          <w:p>
-            <w:pPr>
-              <w:snapToGrid w:val="0"/>
-              <w:spacing w:line="264" w:lineRule="auto"/>
-              <w:rPr>
-                <w:rFonts w:ascii="Times New Roman" w:hAnsi="Times New Roman" w:cs="Times New Roman"/>
-                <w:sz w:val="21"/>
-                <w:szCs w:val="21"/>
-              </w:rPr>
-            </w:pPr>
-            <w:r>
-              <w:rPr>
-                <w:rFonts w:ascii="Times New Roman" w:hAnsi="Times New Roman" w:cs="Times New Roman"/>
-                <w:sz w:val="21"/>
-                <w:szCs w:val="21"/>
-              </w:rPr>
-              <w:t>Reste à vivre par UC</w:t>
-            </w:r>
-          </w:p>
-        </w:tc>
-        <w:tc>
-          <w:tcPr>
-            <w:tcW w:w="4247" w:type="dxa"/>
-            <w:vAlign w:val="center"/>
-          </w:tcPr>
-          <w:p>
-            <w:pPr>
-              <w:snapToGrid w:val="0"/>
-              <w:spacing w:line="264" w:lineRule="auto"/>
-              <w:rPr>
-                <w:rFonts w:ascii="Times New Roman" w:hAnsi="Times New Roman" w:cs="Times New Roman"/>
-                <w:b/>
-                <w:bCs/>
-                <w:sz w:val="21"/>
-                <w:szCs w:val="21"/>
-              </w:rPr>
-            </w:pPr>
-            <w:r>
-              <w:rPr>
-                <w:rFonts w:ascii="Times New Roman" w:hAnsi="Times New Roman" w:cs="Times New Roman"/>
-                <w:sz w:val="21"/>
-                <w:szCs w:val="21"/>
-              </w:rPr>
-              <w:t>{{RESTE_A_VIVRE_UC}} €</w:t>
+        <w:tc>
+          <w:tcPr>
+            <w:tcW w:w="1300" w:type="dxa"/>
+          </w:tcPr>
+          <w:p>
+            <w:pPr>
+              <w:snapToGrid w:val="0"/>
+              <w:spacing w:line="240" w:lineRule="auto"/>
+              <w:rPr>
+                <w:rFonts w:ascii="Times New Roman" w:hAnsi="Times New Roman" w:cs="Times New Roman"/>
+                <w:sz w:val="18"/>
+                <w:szCs w:val="18"/>
+              </w:rPr>
+            </w:pPr>
+            <w:r>
+              <w:rPr>
+                <w:rFonts w:ascii="Times New Roman" w:hAnsi="Times New Roman" w:cs="Times New Roman"/>
+                <w:sz w:val="18"/>
+                <w:szCs w:val="18"/>
+              </w:rPr>
+              <w:t xml:space="preserve">{{#ECHEANCES}}{{NUMERO}} {{ECHEANCE}}</w:t>
+            </w:r>
+          </w:p>
+        </w:tc>
+        <w:tc>
+          <w:tcPr>
+            <w:tcW w:w="1100" w:type="dxa"/>
+          </w:tcPr>
+          <w:p>
+            <w:pPr>
+              <w:snapToGrid w:val="0"/>
+              <w:spacing w:line="240" w:lineRule="auto"/>
+              <w:rPr>
+                <w:rFonts w:ascii="Times New Roman" w:hAnsi="Times New Roman" w:cs="Times New Roman"/>
+                <w:sz w:val="18"/>
+                <w:szCs w:val="18"/>
+              </w:rPr>
+            </w:pPr>
+            <w:r>
+              <w:rPr>
+                <w:rFonts w:ascii="Times New Roman" w:hAnsi="Times New Roman" w:cs="Times New Roman"/>
+                <w:sz w:val="18"/>
+                <w:szCs w:val="18"/>
+              </w:rPr>
+              <w:t xml:space="preserve">{{MONTANT}} €</w:t>
+            </w:r>
+          </w:p>
+        </w:tc>
+        <w:tc>
+          <w:tcPr>
+            <w:tcW w:w="1550" w:type="dxa"/>
+          </w:tcPr>
+          <w:p>
+            <w:pPr>
+              <w:snapToGrid w:val="0"/>
+              <w:spacing w:line="240" w:lineRule="auto"/>
+              <w:rPr>
+                <w:rFonts w:ascii="Times New Roman" w:hAnsi="Times New Roman" w:cs="Times New Roman"/>
+                <w:sz w:val="18"/>
+                <w:szCs w:val="18"/>
+              </w:rPr>
+            </w:pPr>
+            <w:r>
+              <w:rPr>
+                <w:rFonts w:ascii="Times New Roman" w:hAnsi="Times New Roman" w:cs="Times New Roman"/>
+                <w:sz w:val="18"/>
+                <w:szCs w:val="18"/>
+              </w:rPr>
+              <w:t xml:space="preserve">{{RESSOURCES_MOIS}}</w:t>
+            </w:r>
+          </w:p>
+        </w:tc>
+        <w:tc>
+          <w:tcPr>
+            <w:tcW w:w="1550" w:type="dxa"/>
+          </w:tcPr>
+          <w:p>
+            <w:pPr>
+              <w:snapToGrid w:val="0"/>
+              <w:spacing w:line="240" w:lineRule="auto"/>
+              <w:rPr>
+                <w:rFonts w:ascii="Times New Roman" w:hAnsi="Times New Roman" w:cs="Times New Roman"/>
+                <w:sz w:val="18"/>
+                <w:szCs w:val="18"/>
+              </w:rPr>
+            </w:pPr>
+            <w:r>
+              <w:rPr>
+                <w:rFonts w:ascii="Times New Roman" w:hAnsi="Times New Roman" w:cs="Times New Roman"/>
+                <w:sz w:val="18"/>
+                <w:szCs w:val="18"/>
+              </w:rPr>
+              <w:t xml:space="preserve">{{CHARGES_MOIS}}</w:t>
+            </w:r>
+          </w:p>
+        </w:tc>
+        <w:tc>
+          <w:tcPr>
+            <w:tcW w:w="500" w:type="dxa"/>
+          </w:tcPr>
+          <w:p>
+            <w:pPr>
+              <w:snapToGrid w:val="0"/>
+              <w:spacing w:line="240" w:lineRule="auto"/>
+              <w:rPr>
+                <w:rFonts w:ascii="Times New Roman" w:hAnsi="Times New Roman" w:cs="Times New Roman"/>
+                <w:sz w:val="18"/>
+                <w:szCs w:val="18"/>
+              </w:rPr>
+            </w:pPr>
+            <w:r>
+              <w:rPr>
+                <w:rFonts w:ascii="Times New Roman" w:hAnsi="Times New Roman" w:cs="Times New Roman"/>
+                <w:sz w:val="18"/>
+                <w:szCs w:val="18"/>
+              </w:rPr>
+              <w:t xml:space="preserve">{{UC}}</w:t>
+            </w:r>
+          </w:p>
+        </w:tc>
+        <w:tc>
+          <w:tcPr>
+            <w:tcW w:w="820" w:type="dxa"/>
+          </w:tcPr>
+          <w:p>
+            <w:pPr>
+              <w:snapToGrid w:val="0"/>
+              <w:spacing w:line="240" w:lineRule="auto"/>
+              <w:rPr>
+                <w:rFonts w:ascii="Times New Roman" w:hAnsi="Times New Roman" w:cs="Times New Roman"/>
+                <w:sz w:val="18"/>
+                <w:szCs w:val="18"/>
+              </w:rPr>
+            </w:pPr>
+            <w:r>
+              <w:rPr>
+                <w:rFonts w:ascii="Times New Roman" w:hAnsi="Times New Roman" w:cs="Times New Roman"/>
+                <w:sz w:val="18"/>
+                <w:szCs w:val="18"/>
+              </w:rPr>
+              <w:t xml:space="preserve">{{RESTE_COMPLET}}</w:t>
+            </w:r>
+          </w:p>
+        </w:tc>
+        <w:tc>
+          <w:tcPr>
+            <w:tcW w:w="750" w:type="dxa"/>
+          </w:tcPr>
+          <w:p>
+            <w:pPr>
+              <w:snapToGrid w:val="0"/>
+              <w:spacing w:line="240" w:lineRule="auto"/>
+              <w:rPr>
+                <w:rFonts w:ascii="Times New Roman" w:hAnsi="Times New Roman" w:cs="Times New Roman"/>
+                <w:sz w:val="18"/>
+                <w:szCs w:val="18"/>
+              </w:rPr>
+            </w:pPr>
+            <w:r>
+              <w:rPr>
+                <w:rFonts w:ascii="Times New Roman" w:hAnsi="Times New Roman" w:cs="Times New Roman"/>
+                <w:sz w:val="18"/>
+                <w:szCs w:val="18"/>
+              </w:rPr>
+              <w:t xml:space="preserve">{{TAUX_COMPLET}}</w:t>
+            </w:r>
+          </w:p>
+        </w:tc>
+        <w:tc>
+          <w:tcPr>
+            <w:tcW w:w="820" w:type="dxa"/>
+          </w:tcPr>
+          <w:p>
+            <w:pPr>
+              <w:snapToGrid w:val="0"/>
+              <w:spacing w:line="240" w:lineRule="auto"/>
+              <w:rPr>
+                <w:rFonts w:ascii="Times New Roman" w:hAnsi="Times New Roman" w:cs="Times New Roman"/>
+                <w:sz w:val="18"/>
+                <w:szCs w:val="18"/>
+              </w:rPr>
+            </w:pPr>
+            <w:r>
+              <w:rPr>
+                <w:rFonts w:ascii="Times New Roman" w:hAnsi="Times New Roman" w:cs="Times New Roman"/>
+                <w:sz w:val="18"/>
+                <w:szCs w:val="18"/>
+              </w:rPr>
+              <w:t xml:space="preserve">{{RESTE_SIMPLIFIE}}</w:t>
+            </w:r>
+          </w:p>
+        </w:tc>
+        <w:tc>
+          <w:tcPr>
+            <w:tcW w:w="682" w:type="dxa"/>
+          </w:tcPr>
+          <w:p>
+            <w:pPr>
+              <w:snapToGrid w:val="0"/>
+              <w:spacing w:line="240" w:lineRule="auto"/>
+              <w:rPr>
+                <w:rFonts w:ascii="Times New Roman" w:hAnsi="Times New Roman" w:cs="Times New Roman"/>
+                <w:sz w:val="18"/>
+                <w:szCs w:val="18"/>
+              </w:rPr>
+            </w:pPr>
+            <w:r>
+              <w:rPr>
+                <w:rFonts w:ascii="Times New Roman" w:hAnsi="Times New Roman" w:cs="Times New Roman"/>
+                <w:sz w:val="18"/>
+                <w:szCs w:val="18"/>
+              </w:rPr>
+              <w:t xml:space="preserve">{{TAUX_SIMPLIFIE}}{{/ECHEANCES}}</w:t>
             </w:r>
           </w:p>
         </w:tc>
       </w:tr>
     </w:tbl>
-    <w:p>
-      <w:pPr>
-        <w:snapToGrid w:val="0"/>
-        <w:spacing w:line="264" w:lineRule="auto"/>
-        <w:rPr>
-          <w:rFonts w:ascii="Times New Roman" w:hAnsi="Times New Roman" w:cs="Times New Roman"/>
-          <w:b/>
-          <w:bCs/>
-          <w:sz w:val="21"/>
-          <w:szCs w:val="21"/>
-        </w:rPr>
-      </w:pPr>
-    </w:p>
-    <w:p>
-      <w:pPr>
-        <w:snapToGrid w:val="0"/>
-        <w:spacing w:line="264" w:lineRule="auto"/>
-        <w:rPr>
-          <w:rFonts w:ascii="Times New Roman" w:hAnsi="Times New Roman" w:cs="Times New Roman"/>
-          <w:sz w:val="21"/>
-          <w:szCs w:val="21"/>
-        </w:rPr>
-      </w:pPr>
-    </w:p>
     <w:p>
       <w:pPr>
         <w:snapToGrid w:val="0"/>
